--- a/backend/templates/contrato_template.docx
+++ b/backend/templates/contrato_template.docx
@@ -1346,7 +1346,27 @@
                 <w:sz w:val="18"/>
                 <w:szCs w:val="18"/>
               </w:rPr>
-              <w:t>29</w:t>
+              <w:t>{</w:t>
+            </w:r>
+            <w:proofErr w:type="spellStart"/>
+            <w:r>
+              <w:rPr>
+                <w:rFonts w:ascii="Times New Roman"/>
+                <w:position w:val="-2"/>
+                <w:sz w:val="18"/>
+                <w:szCs w:val="18"/>
+              </w:rPr>
+              <w:t>d_c</w:t>
+            </w:r>
+            <w:proofErr w:type="spellEnd"/>
+            <w:r>
+              <w:rPr>
+                <w:rFonts w:ascii="Times New Roman"/>
+                <w:position w:val="-2"/>
+                <w:sz w:val="18"/>
+                <w:szCs w:val="18"/>
+              </w:rPr>
+              <w:t>}</w:t>
             </w:r>
             <w:r>
               <w:rPr>
@@ -1428,7 +1448,27 @@
                 <w:sz w:val="18"/>
                 <w:szCs w:val="18"/>
               </w:rPr>
-              <w:t>04</w:t>
+              <w:t>{</w:t>
+            </w:r>
+            <w:proofErr w:type="spellStart"/>
+            <w:r>
+              <w:rPr>
+                <w:rFonts w:ascii="Times New Roman"/>
+                <w:position w:val="-2"/>
+                <w:sz w:val="18"/>
+                <w:szCs w:val="18"/>
+              </w:rPr>
+              <w:t>m_c</w:t>
+            </w:r>
+            <w:proofErr w:type="spellEnd"/>
+            <w:r>
+              <w:rPr>
+                <w:rFonts w:ascii="Times New Roman"/>
+                <w:position w:val="-2"/>
+                <w:sz w:val="18"/>
+                <w:szCs w:val="18"/>
+              </w:rPr>
+              <w:t>}</w:t>
             </w:r>
             <w:r>
               <w:rPr>
@@ -1511,8 +1551,10 @@
                 <w:sz w:val="18"/>
                 <w:szCs w:val="18"/>
               </w:rPr>
-              <w:t>2026</w:t>
-            </w:r>
+              <w:t>{a_c}</w:t>
+            </w:r>
+            <w:bookmarkStart w:id="0" w:name="_GoBack"/>
+            <w:bookmarkEnd w:id="0"/>
             <w:r>
               <w:rPr>
                 <w:rFonts w:ascii="Times New Roman"/>
@@ -6146,7 +6188,7 @@
     <w:tbl>
       <w:tblPr>
         <w:tblStyle w:val="TableNormal"/>
-        <w:tblW w:w="0" w:type="auto"/>
+        <w:tblW w:w="10502" w:type="dxa"/>
         <w:tblInd w:w="276" w:type="dxa"/>
         <w:tblBorders>
           <w:top w:val="single" w:sz="4" w:space="0" w:color="000000"/>
@@ -6162,9 +6204,7 @@
       <w:tblGrid>
         <w:gridCol w:w="1997"/>
         <w:gridCol w:w="4111"/>
-        <w:gridCol w:w="1241"/>
-        <w:gridCol w:w="821"/>
-        <w:gridCol w:w="2321"/>
+        <w:gridCol w:w="4394"/>
       </w:tblGrid>
       <w:tr>
         <w:trPr>
@@ -6261,7 +6301,7 @@
               <mc:AlternateContent>
                 <mc:Choice Requires="wps">
                   <w:drawing>
-                    <wp:anchor distT="0" distB="0" distL="114300" distR="114300" simplePos="0" relativeHeight="487361024" behindDoc="0" locked="0" layoutInCell="1" allowOverlap="1" wp14:anchorId="58F7BCDA" wp14:editId="3314EBC9">
+                    <wp:anchor distT="0" distB="0" distL="114300" distR="114300" simplePos="0" relativeHeight="487361024" behindDoc="0" locked="0" layoutInCell="1" allowOverlap="1" wp14:anchorId="6FAB1371" wp14:editId="1115CA6B">
                       <wp:simplePos x="0" y="0"/>
                       <wp:positionH relativeFrom="column">
                         <wp:posOffset>1138348</wp:posOffset>
@@ -6383,7 +6423,7 @@
               <mc:AlternateContent>
                 <mc:Choice Requires="wps">
                   <w:drawing>
-                    <wp:anchor distT="0" distB="0" distL="114300" distR="114300" simplePos="0" relativeHeight="487367168" behindDoc="0" locked="0" layoutInCell="1" allowOverlap="1" wp14:anchorId="72519538" wp14:editId="3ED67BF5">
+                    <wp:anchor distT="0" distB="0" distL="114300" distR="114300" simplePos="0" relativeHeight="487367168" behindDoc="0" locked="0" layoutInCell="1" allowOverlap="1" wp14:anchorId="0C0321CC" wp14:editId="6F34480D">
                       <wp:simplePos x="0" y="0"/>
                       <wp:positionH relativeFrom="column">
                         <wp:posOffset>1267032</wp:posOffset>
@@ -6474,8 +6514,7 @@
         </w:tc>
         <w:tc>
           <w:tcPr>
-            <w:tcW w:w="4383" w:type="dxa"/>
-            <w:gridSpan w:val="3"/>
+            <w:tcW w:w="4394" w:type="dxa"/>
             <w:tcBorders>
               <w:left w:val="nil"/>
             </w:tcBorders>
@@ -6725,90 +6764,47 @@
         </w:tc>
         <w:tc>
           <w:tcPr>
-            <w:tcW w:w="1241" w:type="dxa"/>
-            <w:tcBorders>
-              <w:right w:val="nil"/>
-            </w:tcBorders>
+            <w:tcW w:w="4394" w:type="dxa"/>
             <w:vAlign w:val="center"/>
           </w:tcPr>
           <w:p>
             <w:pPr>
               <w:pStyle w:val="TableParagraph"/>
-              <w:ind w:right="281"/>
               <w:jc w:val="center"/>
-              <w:rPr>
-                <w:b/>
-                <w:sz w:val="20"/>
-                <w:szCs w:val="20"/>
-              </w:rPr>
-            </w:pPr>
-          </w:p>
-        </w:tc>
-        <w:tc>
-          <w:tcPr>
-            <w:tcW w:w="821" w:type="dxa"/>
-            <w:tcBorders>
-              <w:left w:val="nil"/>
-              <w:right w:val="nil"/>
-            </w:tcBorders>
-            <w:vAlign w:val="center"/>
-          </w:tcPr>
-          <w:p>
-            <w:pPr>
-              <w:pStyle w:val="TableParagraph"/>
-              <w:ind w:left="7"/>
-              <w:jc w:val="center"/>
-              <w:rPr>
-                <w:b/>
-                <w:sz w:val="20"/>
-                <w:szCs w:val="20"/>
-              </w:rPr>
-            </w:pPr>
-            <w:r>
-              <w:rPr>
-                <w:b/>
-                <w:sz w:val="20"/>
-                <w:szCs w:val="20"/>
-              </w:rPr>
-              <w:t>{</w:t>
-            </w:r>
-            <w:proofErr w:type="spellStart"/>
-            <w:r>
-              <w:rPr>
-                <w:b/>
-                <w:sz w:val="20"/>
-                <w:szCs w:val="20"/>
-              </w:rPr>
-              <w:t>categoria</w:t>
-            </w:r>
-            <w:proofErr w:type="spellEnd"/>
-            <w:r>
-              <w:rPr>
-                <w:b/>
-                <w:sz w:val="20"/>
-                <w:szCs w:val="20"/>
-              </w:rPr>
-              <w:t>}</w:t>
-            </w:r>
-          </w:p>
-        </w:tc>
-        <w:tc>
-          <w:tcPr>
-            <w:tcW w:w="2321" w:type="dxa"/>
-            <w:tcBorders>
-              <w:left w:val="nil"/>
-            </w:tcBorders>
-          </w:tcPr>
-          <w:p>
-            <w:pPr>
-              <w:pStyle w:val="TableParagraph"/>
-              <w:ind w:left="290"/>
-              <w:rPr>
-                <w:b/>
-                <w:sz w:val="20"/>
-                <w:szCs w:val="20"/>
-              </w:rPr>
-            </w:pPr>
+            </w:pPr>
+            <w:r>
+              <w:rPr>
+                <w:b/>
+              </w:rPr>
+              <w:t>A1</w:t>
+            </w:r>
+            <w:r>
+              <w:t xml:space="preserve">  {x_a1}  </w:t>
+            </w:r>
+            <w:r>
+              <w:rPr>
+                <w:b/>
+              </w:rPr>
+              <w:t>B1</w:t>
+            </w:r>
+            <w:r>
+              <w:rPr>
+                <w:b/>
+              </w:rPr>
+              <w:t xml:space="preserve"> </w:t>
+            </w:r>
+            <w:r>
+              <w:t xml:space="preserve"> {x_b1}   </w:t>
+            </w:r>
+            <w:r>
+              <w:rPr>
+                <w:b/>
+              </w:rPr>
+              <w:t>C1</w:t>
+            </w:r>
+            <w:r>
+              <w:t xml:space="preserve">  {x_c1}</w:t>
+            </w:r>
           </w:p>
         </w:tc>
       </w:tr>
@@ -6818,8 +6814,8 @@
         </w:trPr>
         <w:tc>
           <w:tcPr>
-            <w:tcW w:w="10491" w:type="dxa"/>
-            <w:gridSpan w:val="5"/>
+            <w:tcW w:w="10502" w:type="dxa"/>
+            <w:gridSpan w:val="3"/>
           </w:tcPr>
           <w:p>
             <w:pPr>
@@ -7170,8 +7166,8 @@
         </w:trPr>
         <w:tc>
           <w:tcPr>
-            <w:tcW w:w="10491" w:type="dxa"/>
-            <w:gridSpan w:val="5"/>
+            <w:tcW w:w="10502" w:type="dxa"/>
+            <w:gridSpan w:val="3"/>
           </w:tcPr>
           <w:p>
             <w:pPr>
@@ -7657,17 +7653,7 @@
                                 <w:sz w:val="20"/>
                                 <w:szCs w:val="20"/>
                               </w:rPr>
-                              <w:t>{%firma}</w:t>
-                            </w:r>
-                            <w:bookmarkStart w:id="0" w:name="_GoBack"/>
-                            <w:bookmarkEnd w:id="0"/>
-                            <w:r>
-                              <w:rPr>
-                                <w:rFonts w:ascii="Times New Roman"/>
-                                <w:sz w:val="20"/>
-                                <w:szCs w:val="20"/>
-                              </w:rPr>
-                              <w:t xml:space="preserve">  </w:t>
+                              <w:t xml:space="preserve">{%firma}  </w:t>
                             </w:r>
                           </w:p>
                         </w:txbxContent>
@@ -7699,17 +7685,7 @@
                           <w:sz w:val="20"/>
                           <w:szCs w:val="20"/>
                         </w:rPr>
-                        <w:t>{%firma}</w:t>
-                      </w:r>
-                      <w:bookmarkStart w:id="1" w:name="_GoBack"/>
-                      <w:bookmarkEnd w:id="1"/>
-                      <w:r>
-                        <w:rPr>
-                          <w:rFonts w:ascii="Times New Roman"/>
-                          <w:sz w:val="20"/>
-                          <w:szCs w:val="20"/>
-                        </w:rPr>
-                        <w:t xml:space="preserve">  </w:t>
+                        <w:t xml:space="preserve">{%firma}  </w:t>
                       </w:r>
                     </w:p>
                   </w:txbxContent>
@@ -15698,7 +15674,7 @@
                               <w:noProof/>
                               <w:sz w:val="16"/>
                             </w:rPr>
-                            <w:t>2</w:t>
+                            <w:t>1</w:t>
                           </w:r>
                           <w:r>
                             <w:rPr>
@@ -15856,7 +15832,7 @@
                         <w:noProof/>
                         <w:sz w:val="16"/>
                       </w:rPr>
-                      <w:t>2</w:t>
+                      <w:t>1</w:t>
                     </w:r>
                     <w:r>
                       <w:rPr>
@@ -16378,7 +16354,7 @@
         <v:path o:extrusionok="f" gradientshapeok="t" o:connecttype="rect"/>
         <o:lock v:ext="edit" aspectratio="t"/>
       </v:shapetype>
-      <v:shape id="_x0000_i1110" type="#_x0000_t75" style="width:14.3pt;height:14.3pt;visibility:visible;mso-wrap-style:square" o:bullet="t">
+      <v:shape id="_x0000_i1138" type="#_x0000_t75" style="width:14.3pt;height:14.3pt;visibility:visible;mso-wrap-style:square" o:bullet="t">
         <v:imagedata r:id="rId1" o:title=""/>
         <o:lock v:ext="edit" aspectratio="f"/>
       </v:shape>
@@ -17560,7 +17536,7 @@
 </file>
 
 <file path=customXml/itemProps1.xml><?xml version="1.0" encoding="utf-8"?>
-<ds:datastoreItem xmlns:ds="http://schemas.openxmlformats.org/officeDocument/2006/customXml" ds:itemID="{ACA3C330-5C8E-48DE-AC80-B508EEC55C22}">
+<ds:datastoreItem xmlns:ds="http://schemas.openxmlformats.org/officeDocument/2006/customXml" ds:itemID="{DA296279-2079-4107-BBE1-CF587FCFA75E}">
   <ds:schemaRefs>
     <ds:schemaRef ds:uri="http://schemas.openxmlformats.org/officeDocument/2006/bibliography"/>
   </ds:schemaRefs>

--- a/backend/templates/contrato_template.docx
+++ b/backend/templates/contrato_template.docx
@@ -1551,10 +1551,28 @@
                 <w:sz w:val="18"/>
                 <w:szCs w:val="18"/>
               </w:rPr>
-              <w:t>{a_c}</w:t>
-            </w:r>
-            <w:bookmarkStart w:id="0" w:name="_GoBack"/>
-            <w:bookmarkEnd w:id="0"/>
+              <w:t>{</w:t>
+            </w:r>
+            <w:proofErr w:type="spellStart"/>
+            <w:r>
+              <w:rPr>
+                <w:rFonts w:ascii="Times New Roman"/>
+                <w:position w:val="-2"/>
+                <w:sz w:val="18"/>
+                <w:szCs w:val="18"/>
+              </w:rPr>
+              <w:t>a_c</w:t>
+            </w:r>
+            <w:proofErr w:type="spellEnd"/>
+            <w:r>
+              <w:rPr>
+                <w:rFonts w:ascii="Times New Roman"/>
+                <w:position w:val="-2"/>
+                <w:sz w:val="18"/>
+                <w:szCs w:val="18"/>
+              </w:rPr>
+              <w:t>}</w:t>
+            </w:r>
             <w:r>
               <w:rPr>
                 <w:rFonts w:ascii="Times New Roman"/>
@@ -6776,8 +6794,16 @@
               <w:rPr>
                 <w:b/>
               </w:rPr>
-              <w:t>A1</w:t>
-            </w:r>
+              <w:t>A</w:t>
+            </w:r>
+            <w:r>
+              <w:rPr>
+                <w:b/>
+              </w:rPr>
+              <w:t>2</w:t>
+            </w:r>
+            <w:bookmarkStart w:id="0" w:name="_GoBack"/>
+            <w:bookmarkEnd w:id="0"/>
             <w:r>
               <w:t xml:space="preserve">  {x_a1}  </w:t>
             </w:r>
@@ -15674,7 +15700,7 @@
                               <w:noProof/>
                               <w:sz w:val="16"/>
                             </w:rPr>
-                            <w:t>1</w:t>
+                            <w:t>2</w:t>
                           </w:r>
                           <w:r>
                             <w:rPr>
@@ -15832,7 +15858,7 @@
                         <w:noProof/>
                         <w:sz w:val="16"/>
                       </w:rPr>
-                      <w:t>1</w:t>
+                      <w:t>2</w:t>
                     </w:r>
                     <w:r>
                       <w:rPr>
@@ -16354,7 +16380,7 @@
         <v:path o:extrusionok="f" gradientshapeok="t" o:connecttype="rect"/>
         <o:lock v:ext="edit" aspectratio="t"/>
       </v:shapetype>
-      <v:shape id="_x0000_i1138" type="#_x0000_t75" style="width:14.3pt;height:14.3pt;visibility:visible;mso-wrap-style:square" o:bullet="t">
+      <v:shape id="_x0000_i1143" type="#_x0000_t75" style="width:14.3pt;height:14.3pt;visibility:visible;mso-wrap-style:square" o:bullet="t">
         <v:imagedata r:id="rId1" o:title=""/>
         <o:lock v:ext="edit" aspectratio="f"/>
       </v:shape>
@@ -17536,7 +17562,7 @@
 </file>
 
 <file path=customXml/itemProps1.xml><?xml version="1.0" encoding="utf-8"?>
-<ds:datastoreItem xmlns:ds="http://schemas.openxmlformats.org/officeDocument/2006/customXml" ds:itemID="{DA296279-2079-4107-BBE1-CF587FCFA75E}">
+<ds:datastoreItem xmlns:ds="http://schemas.openxmlformats.org/officeDocument/2006/customXml" ds:itemID="{2D834304-ED74-4D8F-999C-0608F3BAA201}">
   <ds:schemaRefs>
     <ds:schemaRef ds:uri="http://schemas.openxmlformats.org/officeDocument/2006/bibliography"/>
   </ds:schemaRefs>

--- a/backend/templates/contrato_template.docx
+++ b/backend/templates/contrato_template.docx
@@ -6802,8 +6802,6 @@
               </w:rPr>
               <w:t>2</w:t>
             </w:r>
-            <w:bookmarkStart w:id="0" w:name="_GoBack"/>
-            <w:bookmarkEnd w:id="0"/>
             <w:r>
               <w:t xml:space="preserve">  {x_a1}  </w:t>
             </w:r>
@@ -7613,16 +7611,6 @@
           <w:szCs w:val="20"/>
         </w:rPr>
       </w:pPr>
-    </w:p>
-    <w:p>
-      <w:pPr>
-        <w:pStyle w:val="Textoindependiente"/>
-        <w:rPr>
-          <w:rFonts w:ascii="Times New Roman"/>
-          <w:sz w:val="20"/>
-          <w:szCs w:val="20"/>
-        </w:rPr>
-      </w:pPr>
       <w:r>
         <w:rPr>
           <w:rFonts w:ascii="Times New Roman"/>
@@ -7633,15 +7621,15 @@
         <mc:AlternateContent>
           <mc:Choice Requires="wps">
             <w:drawing>
-              <wp:anchor distT="0" distB="0" distL="114300" distR="114300" simplePos="0" relativeHeight="487397888" behindDoc="0" locked="0" layoutInCell="1" allowOverlap="1" wp14:anchorId="16A9F0DC" wp14:editId="1089DAF4">
+              <wp:anchor distT="0" distB="0" distL="114300" distR="114300" simplePos="0" relativeHeight="487397888" behindDoc="0" locked="0" layoutInCell="1" allowOverlap="1" wp14:anchorId="62BF99C3" wp14:editId="6B7AC20D">
                 <wp:simplePos x="0" y="0"/>
                 <wp:positionH relativeFrom="column">
-                  <wp:posOffset>1423930</wp:posOffset>
+                  <wp:posOffset>1390015</wp:posOffset>
                 </wp:positionH>
                 <wp:positionV relativeFrom="paragraph">
-                  <wp:posOffset>58099</wp:posOffset>
+                  <wp:posOffset>27305</wp:posOffset>
                 </wp:positionV>
-                <wp:extent cx="1564395" cy="489585"/>
+                <wp:extent cx="1564005" cy="489585"/>
                 <wp:effectExtent l="0" t="0" r="0" b="5715"/>
                 <wp:wrapNone/>
                 <wp:docPr id="5" name="Cuadro de texto 2"/>
@@ -7657,7 +7645,7 @@
                       <wps:spPr bwMode="auto">
                         <a:xfrm>
                           <a:off x="0" y="0"/>
-                          <a:ext cx="1564395" cy="489585"/>
+                          <a:ext cx="1564005" cy="489585"/>
                         </a:xfrm>
                         <a:prstGeom prst="rect">
                           <a:avLst/>
@@ -7673,6 +7661,7 @@
                       <wps:txbx>
                         <w:txbxContent>
                           <w:p>
+                            <w:bookmarkStart w:id="0" w:name="_GoBack"/>
                             <w:r>
                               <w:rPr>
                                 <w:rFonts w:ascii="Times New Roman"/>
@@ -7681,6 +7670,7 @@
                               </w:rPr>
                               <w:t xml:space="preserve">{%firma}  </w:t>
                             </w:r>
+                            <w:bookmarkEnd w:id="0"/>
                           </w:p>
                         </w:txbxContent>
                       </wps:txbx>
@@ -7701,10 +7691,11 @@
           </mc:Choice>
           <mc:Fallback>
             <w:pict>
-              <v:shape id="_x0000_s1027" type="#_x0000_t202" style="position:absolute;margin-left:112.1pt;margin-top:4.55pt;width:123.2pt;height:38.55pt;z-index:487397888;visibility:visible;mso-wrap-style:square;mso-width-percent:0;mso-height-percent:0;mso-wrap-distance-left:9pt;mso-wrap-distance-top:0;mso-wrap-distance-right:9pt;mso-wrap-distance-bottom:0;mso-position-horizontal:absolute;mso-position-horizontal-relative:text;mso-position-vertical:absolute;mso-position-vertical-relative:text;mso-width-percent:0;mso-height-percent:0;mso-width-relative:margin;mso-height-relative:margin;v-text-anchor:top" o:gfxdata="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" filled="f" stroked="f">
+              <v:shape id="_x0000_s1027" type="#_x0000_t202" style="position:absolute;margin-left:109.45pt;margin-top:2.15pt;width:123.15pt;height:38.55pt;z-index:487397888;visibility:visible;mso-wrap-style:square;mso-width-percent:0;mso-height-percent:0;mso-wrap-distance-left:9pt;mso-wrap-distance-top:0;mso-wrap-distance-right:9pt;mso-wrap-distance-bottom:0;mso-position-horizontal:absolute;mso-position-horizontal-relative:text;mso-position-vertical:absolute;mso-position-vertical-relative:text;mso-width-percent:0;mso-height-percent:0;mso-width-relative:margin;mso-height-relative:margin;v-text-anchor:top" o:gfxdata="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" filled="f" stroked="f">
                 <v:textbox>
                   <w:txbxContent>
                     <w:p>
+                      <w:bookmarkStart w:id="1" w:name="_GoBack"/>
                       <w:r>
                         <w:rPr>
                           <w:rFonts w:ascii="Times New Roman"/>
@@ -7713,6 +7704,7 @@
                         </w:rPr>
                         <w:t xml:space="preserve">{%firma}  </w:t>
                       </w:r>
+                      <w:bookmarkEnd w:id="1"/>
                     </w:p>
                   </w:txbxContent>
                 </v:textbox>
@@ -7721,6 +7713,16 @@
           </mc:Fallback>
         </mc:AlternateContent>
       </w:r>
+    </w:p>
+    <w:p>
+      <w:pPr>
+        <w:pStyle w:val="Textoindependiente"/>
+        <w:rPr>
+          <w:rFonts w:ascii="Times New Roman"/>
+          <w:sz w:val="20"/>
+          <w:szCs w:val="20"/>
+        </w:rPr>
+      </w:pPr>
     </w:p>
     <w:p>
       <w:pPr>
@@ -8643,14 +8645,6 @@
                 <w:szCs w:val="16"/>
               </w:rPr>
             </w:pPr>
-            <w:r>
-              <w:rPr>
-                <w:rFonts w:ascii="Times New Roman"/>
-                <w:sz w:val="16"/>
-                <w:szCs w:val="16"/>
-              </w:rPr>
-              <w:t>29/04/2026</w:t>
-            </w:r>
           </w:p>
         </w:tc>
         <w:tc>
@@ -8666,14 +8660,6 @@
                 <w:szCs w:val="16"/>
               </w:rPr>
             </w:pPr>
-            <w:r>
-              <w:rPr>
-                <w:rFonts w:ascii="Times New Roman"/>
-                <w:sz w:val="16"/>
-                <w:szCs w:val="16"/>
-              </w:rPr>
-              <w:t>30/04/2026</w:t>
-            </w:r>
           </w:p>
         </w:tc>
         <w:tc>
@@ -8689,14 +8675,6 @@
                 <w:szCs w:val="16"/>
               </w:rPr>
             </w:pPr>
-            <w:r>
-              <w:rPr>
-                <w:rFonts w:ascii="Times New Roman"/>
-                <w:sz w:val="16"/>
-                <w:szCs w:val="16"/>
-              </w:rPr>
-              <w:t>01/05/2026</w:t>
-            </w:r>
           </w:p>
         </w:tc>
         <w:tc>
@@ -8712,14 +8690,6 @@
                 <w:szCs w:val="16"/>
               </w:rPr>
             </w:pPr>
-            <w:r>
-              <w:rPr>
-                <w:rFonts w:ascii="Times New Roman"/>
-                <w:sz w:val="16"/>
-                <w:szCs w:val="16"/>
-              </w:rPr>
-              <w:t>02/05/2026</w:t>
-            </w:r>
           </w:p>
         </w:tc>
         <w:tc>
@@ -8735,14 +8705,6 @@
                 <w:szCs w:val="16"/>
               </w:rPr>
             </w:pPr>
-            <w:r>
-              <w:rPr>
-                <w:rFonts w:ascii="Times New Roman"/>
-                <w:sz w:val="16"/>
-                <w:szCs w:val="16"/>
-              </w:rPr>
-              <w:t>04/05/2026</w:t>
-            </w:r>
           </w:p>
         </w:tc>
         <w:tc>
@@ -8869,14 +8831,6 @@
                 <w:szCs w:val="16"/>
               </w:rPr>
             </w:pPr>
-            <w:r>
-              <w:rPr>
-                <w:rFonts w:ascii="Times New Roman"/>
-                <w:sz w:val="16"/>
-                <w:szCs w:val="16"/>
-              </w:rPr>
-              <w:t>01/05/2026</w:t>
-            </w:r>
           </w:p>
         </w:tc>
         <w:tc>
@@ -8892,14 +8846,6 @@
                 <w:szCs w:val="16"/>
               </w:rPr>
             </w:pPr>
-            <w:r>
-              <w:rPr>
-                <w:rFonts w:ascii="Times New Roman"/>
-                <w:sz w:val="16"/>
-                <w:szCs w:val="16"/>
-              </w:rPr>
-              <w:t>04/05/2026</w:t>
-            </w:r>
           </w:p>
         </w:tc>
         <w:tc>
@@ -9071,14 +9017,6 @@
                 <w:szCs w:val="16"/>
               </w:rPr>
             </w:pPr>
-            <w:r>
-              <w:rPr>
-                <w:rFonts w:ascii="Times New Roman"/>
-                <w:sz w:val="16"/>
-                <w:szCs w:val="16"/>
-              </w:rPr>
-              <w:t>05/05/2026</w:t>
-            </w:r>
           </w:p>
         </w:tc>
         <w:tc>
@@ -9094,14 +9032,6 @@
                 <w:szCs w:val="16"/>
               </w:rPr>
             </w:pPr>
-            <w:r>
-              <w:rPr>
-                <w:rFonts w:ascii="Times New Roman"/>
-                <w:sz w:val="16"/>
-                <w:szCs w:val="16"/>
-              </w:rPr>
-              <w:t>06/05/2026</w:t>
-            </w:r>
           </w:p>
         </w:tc>
         <w:tc>
@@ -15700,7 +15630,7 @@
                               <w:noProof/>
                               <w:sz w:val="16"/>
                             </w:rPr>
-                            <w:t>2</w:t>
+                            <w:t>1</w:t>
                           </w:r>
                           <w:r>
                             <w:rPr>
@@ -15858,7 +15788,7 @@
                         <w:noProof/>
                         <w:sz w:val="16"/>
                       </w:rPr>
-                      <w:t>2</w:t>
+                      <w:t>1</w:t>
                     </w:r>
                     <w:r>
                       <w:rPr>
@@ -16380,7 +16310,7 @@
         <v:path o:extrusionok="f" gradientshapeok="t" o:connecttype="rect"/>
         <o:lock v:ext="edit" aspectratio="t"/>
       </v:shapetype>
-      <v:shape id="_x0000_i1143" type="#_x0000_t75" style="width:14.3pt;height:14.3pt;visibility:visible;mso-wrap-style:square" o:bullet="t">
+      <v:shape id="_x0000_i1147" type="#_x0000_t75" style="width:14.3pt;height:14.3pt;visibility:visible;mso-wrap-style:square" o:bullet="t">
         <v:imagedata r:id="rId1" o:title=""/>
         <o:lock v:ext="edit" aspectratio="f"/>
       </v:shape>
@@ -17562,7 +17492,7 @@
 </file>
 
 <file path=customXml/itemProps1.xml><?xml version="1.0" encoding="utf-8"?>
-<ds:datastoreItem xmlns:ds="http://schemas.openxmlformats.org/officeDocument/2006/customXml" ds:itemID="{2D834304-ED74-4D8F-999C-0608F3BAA201}">
+<ds:datastoreItem xmlns:ds="http://schemas.openxmlformats.org/officeDocument/2006/customXml" ds:itemID="{7F32E507-DEE4-4FCC-B05C-39E04336B49C}">
   <ds:schemaRefs>
     <ds:schemaRef ds:uri="http://schemas.openxmlformats.org/officeDocument/2006/bibliography"/>
   </ds:schemaRefs>

--- a/backend/templates/contrato_template.docx
+++ b/backend/templates/contrato_template.docx
@@ -2281,7 +2281,17 @@
               </w:rPr>
             </w:pPr>
             <w:r>
-              <w:t>16/03/1989</w:t>
+              <w:t>{</w:t>
+            </w:r>
+            <w:proofErr w:type="spellStart"/>
+            <w:r>
+              <w:t>fecha_exp</w:t>
+            </w:r>
+            <w:bookmarkStart w:id="0" w:name="_GoBack"/>
+            <w:bookmarkEnd w:id="0"/>
+            <w:proofErr w:type="spellEnd"/>
+            <w:r>
+              <w:t>}</w:t>
             </w:r>
           </w:p>
         </w:tc>
@@ -7661,7 +7671,6 @@
                       <wps:txbx>
                         <w:txbxContent>
                           <w:p>
-                            <w:bookmarkStart w:id="0" w:name="_GoBack"/>
                             <w:r>
                               <w:rPr>
                                 <w:rFonts w:ascii="Times New Roman"/>
@@ -7670,7 +7679,6 @@
                               </w:rPr>
                               <w:t xml:space="preserve">{%firma}  </w:t>
                             </w:r>
-                            <w:bookmarkEnd w:id="0"/>
                           </w:p>
                         </w:txbxContent>
                       </wps:txbx>
@@ -7695,7 +7703,6 @@
                 <v:textbox>
                   <w:txbxContent>
                     <w:p>
-                      <w:bookmarkStart w:id="1" w:name="_GoBack"/>
                       <w:r>
                         <w:rPr>
                           <w:rFonts w:ascii="Times New Roman"/>
@@ -7704,7 +7711,6 @@
                         </w:rPr>
                         <w:t xml:space="preserve">{%firma}  </w:t>
                       </w:r>
-                      <w:bookmarkEnd w:id="1"/>
                     </w:p>
                   </w:txbxContent>
                 </v:textbox>
@@ -16310,7 +16316,7 @@
         <v:path o:extrusionok="f" gradientshapeok="t" o:connecttype="rect"/>
         <o:lock v:ext="edit" aspectratio="t"/>
       </v:shapetype>
-      <v:shape id="_x0000_i1147" type="#_x0000_t75" style="width:14.3pt;height:14.3pt;visibility:visible;mso-wrap-style:square" o:bullet="t">
+      <v:shape id="_x0000_i1163" type="#_x0000_t75" style="width:14.3pt;height:14.3pt;visibility:visible;mso-wrap-style:square" o:bullet="t">
         <v:imagedata r:id="rId1" o:title=""/>
         <o:lock v:ext="edit" aspectratio="f"/>
       </v:shape>
@@ -17492,7 +17498,7 @@
 </file>
 
 <file path=customXml/itemProps1.xml><?xml version="1.0" encoding="utf-8"?>
-<ds:datastoreItem xmlns:ds="http://schemas.openxmlformats.org/officeDocument/2006/customXml" ds:itemID="{7F32E507-DEE4-4FCC-B05C-39E04336B49C}">
+<ds:datastoreItem xmlns:ds="http://schemas.openxmlformats.org/officeDocument/2006/customXml" ds:itemID="{2D28F70C-1907-44A9-81BD-DBA843591B62}">
   <ds:schemaRefs>
     <ds:schemaRef ds:uri="http://schemas.openxmlformats.org/officeDocument/2006/bibliography"/>
   </ds:schemaRefs>
